--- a/rapports/2026-06-06/EQ18/EQ18_sup_v2/DR_malforme_1_31101E_11/75-61-30-39.docx
+++ b/rapports/2026-06-06/EQ18/EQ18_sup_v2/DR_malforme_1_31101E_11/75-61-30-39.docx
@@ -297,7 +297,7 @@
           <w:color w:val="1F6FEB"/>
           <w:sz w:val="22"/>
         </w:rPr>
-        <w:t>⚠ INCOHÉRENCES À CORRIGER (53)</w:t>
+        <w:t>⚠ INCOHÉRENCES À CORRIGER (48)</w:t>
       </w:r>
     </w:p>
     <w:tbl>
@@ -608,7 +608,7 @@
                 <w:i w:val="0"/>
                 <w:sz w:val="16"/>
               </w:rPr>
-              <w:t>S02</w:t>
+              <w:t>S07</w:t>
               <w:br/>
             </w:r>
             <w:r>
@@ -618,7 +618,7 @@
                 <w:color w:val="64748B"/>
                 <w:sz w:val="14"/>
               </w:rPr>
-              <w:t>Éducation</w:t>
+              <w:t>Consommation alimentaire</w:t>
             </w:r>
           </w:p>
         </w:tc>
@@ -634,7 +634,7 @@
                 <w:color w:val="16A34A"/>
                 <w:sz w:val="16"/>
               </w:rPr>
-              <w:t>—</w:t>
+              <w:t>s01q28, s01q29, s01q30, s02q01__1, s02q02__1, s02q03__1, s02q15, s03q18</w:t>
             </w:r>
           </w:p>
         </w:tc>
@@ -665,7 +665,7 @@
                 <w:i w:val="0"/>
                 <w:sz w:val="17"/>
               </w:rPr>
-              <w:t>Incohérence!!! seulement les écoles privées paient les frais de scolarité (y compris les frais d'inscription).</w:t>
+              <w:t>Avertissement!! Les quantités du Thé soluble ou infusion consommées en Sachets industriel semble incoherent car les ménages consomment géneralement en sachet ou en paquet, prière de corriger ou confirmer avec le QG.</w:t>
             </w:r>
           </w:p>
         </w:tc>
@@ -698,7 +698,7 @@
                 <w:i w:val="0"/>
                 <w:sz w:val="16"/>
               </w:rPr>
-              <w:t>S07</w:t>
+              <w:t>S11</w:t>
               <w:br/>
             </w:r>
             <w:r>
@@ -708,7 +708,7 @@
                 <w:color w:val="64748B"/>
                 <w:sz w:val="14"/>
               </w:rPr>
-              <w:t>Consommation alimentaire</w:t>
+              <w:t>Logement / cadre de vie</w:t>
             </w:r>
           </w:p>
         </w:tc>
@@ -724,7 +724,7 @@
                 <w:color w:val="16A34A"/>
                 <w:sz w:val="16"/>
               </w:rPr>
-              <w:t>s01q28, s01q29, s01q30, s02q01__1, s02q02__1, s02q03__1, s02q15, s03q18</w:t>
+              <w:t>—</w:t>
             </w:r>
           </w:p>
         </w:tc>
@@ -755,7 +755,7 @@
                 <w:i w:val="0"/>
                 <w:sz w:val="17"/>
               </w:rPr>
-              <w:t>Avertissement!! Les quantités du Thé soluble ou infusion consommées en Sachets industriel semble incoherent car les ménages consomment géneralement en sachet ou en paquet, prière de corriger ou confirmer avec le QG.</w:t>
+              <w:t>Incoherence!! Le ménage a depensé .</w:t>
             </w:r>
           </w:p>
         </w:tc>
@@ -814,7 +814,7 @@
                 <w:color w:val="16A34A"/>
                 <w:sz w:val="16"/>
               </w:rPr>
-              <w:t>—</w:t>
+              <w:t>s01q29, s01q31, s04q24, s00q04, s11q21, s09fq03, s09fq011</w:t>
             </w:r>
           </w:p>
         </w:tc>
@@ -845,7 +845,7 @@
                 <w:i w:val="0"/>
                 <w:sz w:val="17"/>
               </w:rPr>
-              <w:t>Incoherence!! Le ménage a depensé .</w:t>
+              <w:t>FCFA dans Frais de connexion au réseau de distribution d'eau mais dit ne pas être connecté à un réseau d'eau courante, prière de corriger cette incoherenceAttention!!! Les ménages vivants dans un(e) Case à KEDOUGOU Urbain ont généralement comme principal matériau du toit le/la Paille, mais celui du ménage de Mamadou Sadio Diallo (Chaume) diffère de celui-ci.</w:t>
             </w:r>
           </w:p>
         </w:tc>
@@ -860,10 +860,10 @@
               <w:rPr>
                 <w:b/>
                 <w:i w:val="0"/>
-                <w:color w:val="DC2626"/>
+                <w:color w:val="EA580C"/>
                 <w:sz w:val="16"/>
               </w:rPr>
-              <w:t>Haute</w:t>
+              <w:t>Moyenne</w:t>
             </w:r>
           </w:p>
         </w:tc>
@@ -878,7 +878,7 @@
                 <w:i w:val="0"/>
                 <w:sz w:val="16"/>
               </w:rPr>
-              <w:t>S11</w:t>
+              <w:t>S00</w:t>
               <w:br/>
             </w:r>
             <w:r>
@@ -888,7 +888,7 @@
                 <w:color w:val="64748B"/>
                 <w:sz w:val="14"/>
               </w:rPr>
-              <w:t>Logement / cadre de vie</w:t>
+              <w:t>Identification</w:t>
             </w:r>
           </w:p>
         </w:tc>
@@ -904,7 +904,7 @@
                 <w:color w:val="16A34A"/>
                 <w:sz w:val="16"/>
               </w:rPr>
-              <w:t>s01q29, s01q31, s04q24, s00q04, s11q21, s09fq03, s09fq011</w:t>
+              <w:t>s00q27</w:t>
             </w:r>
           </w:p>
         </w:tc>
@@ -935,7 +935,7 @@
                 <w:i w:val="0"/>
                 <w:sz w:val="17"/>
               </w:rPr>
-              <w:t>FCFA dans Frais de connexion au réseau de distribution d'eau mais dit ne pas être connecté à un réseau d'eau courante, prière de corriger cette incoherenceAttention!!! Les ménages vivants dans un(e) Case à KEDOUGOU Urbain ont généralement comme principal matériau du toit le/la Paille, mais celui du ménage de Mamadou Sadio Diallo (Chaume) diffère de celui-ci.</w:t>
+              <w:t>Vous avez declaré que le questionnaire est complètement fini mais le questionnaire est en statut partiel, prière de mettre le questionnaire en statut complet s'il est fini.</w:t>
             </w:r>
           </w:p>
         </w:tc>
@@ -994,7 +994,7 @@
                 <w:color w:val="16A34A"/>
                 <w:sz w:val="16"/>
               </w:rPr>
-              <w:t>s00q27</w:t>
+              <w:t>—</w:t>
             </w:r>
           </w:p>
         </w:tc>
@@ -1025,7 +1025,7 @@
                 <w:i w:val="0"/>
                 <w:sz w:val="17"/>
               </w:rPr>
-              <w:t>Vous avez declaré que le questionnaire est complètement fini mais le questionnaire est en statut partiel, prière de mettre le questionnaire en statut complet s'il est fini.</w:t>
+              <w:t>Attention! Il manque des informations non renseignées dans la section 0, prière de regarder toutes les autres informations dans l'identification du ménage (IDENTIFICATION ET RENSEIGNEMENTS DE CONTROLE) ou dans OBSERVATIONS pour pouvoir renseigné toutes les questions liées au ménage.</w:t>
             </w:r>
           </w:p>
         </w:tc>
@@ -1115,7 +1115,7 @@
                 <w:i w:val="0"/>
                 <w:sz w:val="17"/>
               </w:rPr>
-              <w:t>Attention! Il manque des informations non renseignées dans la section 0, prière de regarder toutes les autres informations dans l'identification du ménage (IDENTIFICATION ET RENSEIGNEMENTS DE CONTROLE) ou dans OBSERVATIONS pour pouvoir renseigné toutes les questions liées au ménage.</w:t>
+              <w:t>Prière de mettre les noms dans ces questions et mettre les contacts à leurs places.</w:t>
             </w:r>
           </w:p>
         </w:tc>
@@ -1174,7 +1174,7 @@
                 <w:color w:val="16A34A"/>
                 <w:sz w:val="16"/>
               </w:rPr>
-              <w:t>—</w:t>
+              <w:t>s00q14, s00q16, s00q18</w:t>
             </w:r>
           </w:p>
         </w:tc>
@@ -1205,7 +1205,7 @@
                 <w:i w:val="0"/>
                 <w:sz w:val="17"/>
               </w:rPr>
-              <w:t>Prière de mettre les noms dans ces questions et mettre les contacts à leurs places.</w:t>
+              <w:t>Attention! Veillez bien renseigner les contacts dans les questions de 0.14 ou 0.16 ou 0.18.</w:t>
             </w:r>
           </w:p>
         </w:tc>
@@ -1238,7 +1238,7 @@
                 <w:i w:val="0"/>
                 <w:sz w:val="16"/>
               </w:rPr>
-              <w:t>S00</w:t>
+              <w:t>S01</w:t>
               <w:br/>
             </w:r>
             <w:r>
@@ -1248,7 +1248,7 @@
                 <w:color w:val="64748B"/>
                 <w:sz w:val="14"/>
               </w:rPr>
-              <w:t>Identification</w:t>
+              <w:t>Démographie</w:t>
             </w:r>
           </w:p>
         </w:tc>
@@ -1264,7 +1264,7 @@
                 <w:color w:val="16A34A"/>
                 <w:sz w:val="16"/>
               </w:rPr>
-              <w:t>s00q14, s00q16, s00q18</w:t>
+              <w:t>—</w:t>
             </w:r>
           </w:p>
         </w:tc>
@@ -1295,7 +1295,7 @@
                 <w:i w:val="0"/>
                 <w:sz w:val="17"/>
               </w:rPr>
-              <w:t>Attention! Veillez bien renseigner les contacts dans les questions de 0.14 ou 0.16 ou 0.18.</w:t>
+              <w:t>Prière de vérifier cette information auprès de l'enquêté et de corriger si nécessaire.</w:t>
             </w:r>
           </w:p>
         </w:tc>
@@ -1354,7 +1354,7 @@
                 <w:color w:val="16A34A"/>
                 <w:sz w:val="16"/>
               </w:rPr>
-              <w:t>—</w:t>
+              <w:t>s01q10_1</w:t>
             </w:r>
           </w:p>
         </w:tc>
@@ -1385,457 +1385,7 @@
                 <w:i w:val="0"/>
                 <w:sz w:val="17"/>
               </w:rPr>
-              <w:t>Prière de vérifier cette information auprès de l'enquêté et de corriger si nécessaire.</w:t>
-            </w:r>
-          </w:p>
-        </w:tc>
-      </w:tr>
-      <w:tr>
-        <w:tc>
-          <w:tcPr>
-            <w:tcW w:type="dxa" w:w="964"/>
-          </w:tcPr>
-          <w:p>
-            <w:r>
-              <w:rPr>
-                <w:b/>
-                <w:i w:val="0"/>
-                <w:color w:val="EA580C"/>
-                <w:sz w:val="16"/>
-              </w:rPr>
-              <w:t>Moyenne</w:t>
-            </w:r>
-          </w:p>
-        </w:tc>
-        <w:tc>
-          <w:tcPr>
-            <w:tcW w:type="dxa" w:w="1247"/>
-          </w:tcPr>
-          <w:p>
-            <w:r>
-              <w:rPr>
-                <w:b/>
-                <w:i w:val="0"/>
-                <w:sz w:val="16"/>
-              </w:rPr>
-              <w:t>S01</w:t>
-              <w:br/>
-            </w:r>
-            <w:r>
-              <w:rPr>
-                <w:b w:val="0"/>
-                <w:i w:val="0"/>
-                <w:color w:val="64748B"/>
-                <w:sz w:val="14"/>
-              </w:rPr>
-              <w:t>Démographie</w:t>
-            </w:r>
-          </w:p>
-        </w:tc>
-        <w:tc>
-          <w:tcPr>
-            <w:tcW w:type="dxa" w:w="1531"/>
-          </w:tcPr>
-          <w:p>
-            <w:r>
-              <w:rPr>
-                <w:b/>
-                <w:i w:val="0"/>
-                <w:color w:val="16A34A"/>
-                <w:sz w:val="16"/>
-              </w:rPr>
-              <w:t>s00q27, s01q03a, s01q03b, s01q03c, s01q00b</w:t>
-            </w:r>
-          </w:p>
-        </w:tc>
-        <w:tc>
-          <w:tcPr>
-            <w:tcW w:type="dxa" w:w="1191"/>
-          </w:tcPr>
-          <w:p>
-            <w:r>
-              <w:rPr>
-                <w:b w:val="0"/>
-                <w:i w:val="0"/>
-                <w:color w:val="64748B"/>
-                <w:sz w:val="16"/>
-              </w:rPr>
-              <w:t>GT-CQ</w:t>
-            </w:r>
-          </w:p>
-        </w:tc>
-        <w:tc>
-          <w:tcPr>
-            <w:tcW w:type="dxa" w:w="4706"/>
-          </w:tcPr>
-          <w:p>
-            <w:r>
-              <w:rPr>
-                <w:b w:val="0"/>
-                <w:i w:val="0"/>
-                <w:sz w:val="17"/>
-              </w:rPr>
-              <w:t>Les informations sur l'acte de naissance (ni Jours, ni mois et ni années) de  Hawa Diallo  manquent, s'il vous plait pouvez-vous fournir d'effort pour avoir ces informations.</w:t>
-            </w:r>
-          </w:p>
-        </w:tc>
-      </w:tr>
-      <w:tr>
-        <w:tc>
-          <w:tcPr>
-            <w:tcW w:type="dxa" w:w="964"/>
-          </w:tcPr>
-          <w:p>
-            <w:r>
-              <w:rPr>
-                <w:b/>
-                <w:i w:val="0"/>
-                <w:color w:val="EA580C"/>
-                <w:sz w:val="16"/>
-              </w:rPr>
-              <w:t>Moyenne</w:t>
-            </w:r>
-          </w:p>
-        </w:tc>
-        <w:tc>
-          <w:tcPr>
-            <w:tcW w:type="dxa" w:w="1247"/>
-          </w:tcPr>
-          <w:p>
-            <w:r>
-              <w:rPr>
-                <w:b/>
-                <w:i w:val="0"/>
-                <w:sz w:val="16"/>
-              </w:rPr>
-              <w:t>S01</w:t>
-              <w:br/>
-            </w:r>
-            <w:r>
-              <w:rPr>
-                <w:b w:val="0"/>
-                <w:i w:val="0"/>
-                <w:color w:val="64748B"/>
-                <w:sz w:val="14"/>
-              </w:rPr>
-              <w:t>Démographie</w:t>
-            </w:r>
-          </w:p>
-        </w:tc>
-        <w:tc>
-          <w:tcPr>
-            <w:tcW w:type="dxa" w:w="1531"/>
-          </w:tcPr>
-          <w:p>
-            <w:r>
-              <w:rPr>
-                <w:b/>
-                <w:i w:val="0"/>
-                <w:color w:val="16A34A"/>
-                <w:sz w:val="16"/>
-              </w:rPr>
-              <w:t>s00q27, s01q03a, s01q03b, s01q03c, s01q00b</w:t>
-            </w:r>
-          </w:p>
-        </w:tc>
-        <w:tc>
-          <w:tcPr>
-            <w:tcW w:type="dxa" w:w="1191"/>
-          </w:tcPr>
-          <w:p>
-            <w:r>
-              <w:rPr>
-                <w:b w:val="0"/>
-                <w:i w:val="0"/>
-                <w:color w:val="64748B"/>
-                <w:sz w:val="16"/>
-              </w:rPr>
-              <w:t>GT-CQ</w:t>
-            </w:r>
-          </w:p>
-        </w:tc>
-        <w:tc>
-          <w:tcPr>
-            <w:tcW w:type="dxa" w:w="4706"/>
-          </w:tcPr>
-          <w:p>
-            <w:r>
-              <w:rPr>
-                <w:b w:val="0"/>
-                <w:i w:val="0"/>
-                <w:sz w:val="17"/>
-              </w:rPr>
-              <w:t>Les informations sur l'acte de naissance (ni Jours, ni mois et ni années) de  Ramatoulaye Diallo  manquent, s'il vous plait pouvez-vous fournir d'effort pour avoir ces informations.</w:t>
-            </w:r>
-          </w:p>
-        </w:tc>
-      </w:tr>
-      <w:tr>
-        <w:tc>
-          <w:tcPr>
-            <w:tcW w:type="dxa" w:w="964"/>
-          </w:tcPr>
-          <w:p>
-            <w:r>
-              <w:rPr>
-                <w:b/>
-                <w:i w:val="0"/>
-                <w:color w:val="EA580C"/>
-                <w:sz w:val="16"/>
-              </w:rPr>
-              <w:t>Moyenne</w:t>
-            </w:r>
-          </w:p>
-        </w:tc>
-        <w:tc>
-          <w:tcPr>
-            <w:tcW w:type="dxa" w:w="1247"/>
-          </w:tcPr>
-          <w:p>
-            <w:r>
-              <w:rPr>
-                <w:b/>
-                <w:i w:val="0"/>
-                <w:sz w:val="16"/>
-              </w:rPr>
-              <w:t>S01</w:t>
-              <w:br/>
-            </w:r>
-            <w:r>
-              <w:rPr>
-                <w:b w:val="0"/>
-                <w:i w:val="0"/>
-                <w:color w:val="64748B"/>
-                <w:sz w:val="14"/>
-              </w:rPr>
-              <w:t>Démographie</w:t>
-            </w:r>
-          </w:p>
-        </w:tc>
-        <w:tc>
-          <w:tcPr>
-            <w:tcW w:type="dxa" w:w="1531"/>
-          </w:tcPr>
-          <w:p>
-            <w:r>
-              <w:rPr>
-                <w:b/>
-                <w:i w:val="0"/>
-                <w:color w:val="16A34A"/>
-                <w:sz w:val="16"/>
-              </w:rPr>
-              <w:t>s01q04a, s01q03b</w:t>
-            </w:r>
-          </w:p>
-        </w:tc>
-        <w:tc>
-          <w:tcPr>
-            <w:tcW w:type="dxa" w:w="1191"/>
-          </w:tcPr>
-          <w:p>
-            <w:r>
-              <w:rPr>
-                <w:b w:val="0"/>
-                <w:i w:val="0"/>
-                <w:color w:val="64748B"/>
-                <w:sz w:val="16"/>
-              </w:rPr>
-              <w:t>GT-CQ</w:t>
-            </w:r>
-          </w:p>
-        </w:tc>
-        <w:tc>
-          <w:tcPr>
-            <w:tcW w:type="dxa" w:w="4706"/>
-          </w:tcPr>
-          <w:p>
-            <w:r>
-              <w:rPr>
-                <w:b w:val="0"/>
-                <w:i w:val="0"/>
-                <w:sz w:val="17"/>
-              </w:rPr>
-              <w:t>Le mois de l'enfant ( Ramatoulaye Diallo ) n'est pas connu mais vous avez declaré en s01q04a le nombre de mois, prière de changer NSP au niveau de s01q03b.</w:t>
-            </w:r>
-          </w:p>
-        </w:tc>
-      </w:tr>
-      <w:tr>
-        <w:tc>
-          <w:tcPr>
-            <w:tcW w:type="dxa" w:w="964"/>
-          </w:tcPr>
-          <w:p>
-            <w:r>
-              <w:rPr>
-                <w:b/>
-                <w:i w:val="0"/>
-                <w:color w:val="EA580C"/>
-                <w:sz w:val="16"/>
-              </w:rPr>
-              <w:t>Moyenne</w:t>
-            </w:r>
-          </w:p>
-        </w:tc>
-        <w:tc>
-          <w:tcPr>
-            <w:tcW w:type="dxa" w:w="1247"/>
-          </w:tcPr>
-          <w:p>
-            <w:r>
-              <w:rPr>
-                <w:b/>
-                <w:i w:val="0"/>
-                <w:sz w:val="16"/>
-              </w:rPr>
-              <w:t>S01</w:t>
-              <w:br/>
-            </w:r>
-            <w:r>
-              <w:rPr>
-                <w:b w:val="0"/>
-                <w:i w:val="0"/>
-                <w:color w:val="64748B"/>
-                <w:sz w:val="14"/>
-              </w:rPr>
-              <w:t>Démographie</w:t>
-            </w:r>
-          </w:p>
-        </w:tc>
-        <w:tc>
-          <w:tcPr>
-            <w:tcW w:type="dxa" w:w="1531"/>
-          </w:tcPr>
-          <w:p>
-            <w:r>
-              <w:rPr>
-                <w:b/>
-                <w:i w:val="0"/>
-                <w:color w:val="16A34A"/>
-                <w:sz w:val="16"/>
-              </w:rPr>
-              <w:t>s01q10_1</w:t>
-            </w:r>
-          </w:p>
-        </w:tc>
-        <w:tc>
-          <w:tcPr>
-            <w:tcW w:type="dxa" w:w="1191"/>
-          </w:tcPr>
-          <w:p>
-            <w:r>
-              <w:rPr>
-                <w:b w:val="0"/>
-                <w:i w:val="0"/>
-                <w:color w:val="64748B"/>
-                <w:sz w:val="16"/>
-              </w:rPr>
-              <w:t>GT-CQ</w:t>
-            </w:r>
-          </w:p>
-        </w:tc>
-        <w:tc>
-          <w:tcPr>
-            <w:tcW w:type="dxa" w:w="4706"/>
-          </w:tcPr>
-          <w:p>
-            <w:r>
-              <w:rPr>
-                <w:b w:val="0"/>
-                <w:i w:val="0"/>
-                <w:sz w:val="17"/>
-              </w:rPr>
               <w:t>La taille du ménage lors de l'enquête principale (5) de ce ménage est inférieur à la taille du denombrement (6), prière de fournir des explications concrètes ou aller revisiter le ménage.</w:t>
-            </w:r>
-          </w:p>
-        </w:tc>
-      </w:tr>
-      <w:tr>
-        <w:tc>
-          <w:tcPr>
-            <w:tcW w:type="dxa" w:w="964"/>
-          </w:tcPr>
-          <w:p>
-            <w:r>
-              <w:rPr>
-                <w:b/>
-                <w:i w:val="0"/>
-                <w:color w:val="EA580C"/>
-                <w:sz w:val="16"/>
-              </w:rPr>
-              <w:t>Moyenne</w:t>
-            </w:r>
-          </w:p>
-        </w:tc>
-        <w:tc>
-          <w:tcPr>
-            <w:tcW w:type="dxa" w:w="1247"/>
-          </w:tcPr>
-          <w:p>
-            <w:r>
-              <w:rPr>
-                <w:b/>
-                <w:i w:val="0"/>
-                <w:sz w:val="16"/>
-              </w:rPr>
-              <w:t>S02</w:t>
-              <w:br/>
-            </w:r>
-            <w:r>
-              <w:rPr>
-                <w:b w:val="0"/>
-                <w:i w:val="0"/>
-                <w:color w:val="64748B"/>
-                <w:sz w:val="14"/>
-              </w:rPr>
-              <w:t>Éducation</w:t>
-            </w:r>
-          </w:p>
-        </w:tc>
-        <w:tc>
-          <w:tcPr>
-            <w:tcW w:type="dxa" w:w="1531"/>
-          </w:tcPr>
-          <w:p>
-            <w:r>
-              <w:rPr>
-                <w:b/>
-                <w:i w:val="0"/>
-                <w:color w:val="16A34A"/>
-                <w:sz w:val="16"/>
-              </w:rPr>
-              <w:t>—</w:t>
-            </w:r>
-          </w:p>
-        </w:tc>
-        <w:tc>
-          <w:tcPr>
-            <w:tcW w:type="dxa" w:w="1191"/>
-          </w:tcPr>
-          <w:p>
-            <w:r>
-              <w:rPr>
-                <w:b w:val="0"/>
-                <w:i w:val="0"/>
-                <w:color w:val="64748B"/>
-                <w:sz w:val="16"/>
-              </w:rPr>
-              <w:t>GT-CQ</w:t>
-            </w:r>
-          </w:p>
-        </w:tc>
-        <w:tc>
-          <w:tcPr>
-            <w:tcW w:type="dxa" w:w="4706"/>
-          </w:tcPr>
-          <w:p>
-            <w:r>
-              <w:rPr>
-                <w:b w:val="0"/>
-                <w:i w:val="0"/>
-                <w:sz w:val="17"/>
-              </w:rPr>
-              <w:t>veuillez, s'il vous plait, confirmer les frais de scolarité ( 3000 FCFA) payée de Masaliou Diallo avec le QG ou apporter les corrections nécessaires.</w:t>
             </w:r>
           </w:p>
         </w:tc>
